--- a/content/Bios/Lee_Rosa.docx
+++ b/content/Bios/Lee_Rosa.docx
@@ -1,167 +1,8 @@
 
 <file path=word/document.xml><?xml version="1.0" encoding="utf-8"?>
-<w:document xmlns:w14="http://schemas.microsoft.com/office/word/2010/wordml" xmlns:wp14="http://schemas.microsoft.com/office/word/2010/wordprocessingDrawing" xmlns:w="http://schemas.openxmlformats.org/wordprocessingml/2006/main" xmlns:m="http://schemas.openxmlformats.org/officeDocument/2006/math" xmlns:r="http://schemas.openxmlformats.org/officeDocument/2006/relationships" xmlns:o="urn:schemas-microsoft-com:office:office" xmlns:v="urn:schemas-microsoft-com:vml" xmlns:w10="urn:schemas-microsoft-com:office:word" xmlns:a="http://schemas.openxmlformats.org/drawingml/2006/main" xmlns:pic="http://schemas.openxmlformats.org/drawingml/2006/picture" xmlns:wp="http://schemas.openxmlformats.org/drawingml/2006/wordprocessingDrawing" xmlns:mc="http://schemas.openxmlformats.org/markup-compatibility/2006" mc:Ignorable="w14 wp14">
+<w:document xmlns:ns1="http://schemas.openxmlformats.org/markup-compatibility/2006" xmlns:ns2="http://schemas.microsoft.com/office/word/2010/wordml" xmlns:ns3="http://schemas.openxmlformats.org/officeDocument/2006/relationships" xmlns:w="http://schemas.openxmlformats.org/wordprocessingml/2006/main" ns1:Ignorable="w14 wp14">
   <w:body>
-    <w:p xmlns:wp14="http://schemas.microsoft.com/office/word/2010/wordml" wp14:textId="1F5086DE">
-      <w:pPr>
-        <w:pStyle w:val="FirstParagraph"/>
-      </w:pPr>
-      <w:r>
-        <w:rPr/>
-        <w:t>As an Athletic Director, Lee was the umpire’s best friend, always ensuring they were taken</w:t>
-      </w:r>
-      <w:r>
-        <w:rPr/>
-        <w:t xml:space="preserve"> </w:t>
-      </w:r>
-      <w:r>
-        <w:rPr/>
-        <w:t>care of …. protected. He has tallied 64 years of supporting Aurora athletics. Lee’s career in</w:t>
-      </w:r>
-      <w:r>
-        <w:rPr/>
-        <w:t xml:space="preserve"> </w:t>
-      </w:r>
-      <w:r>
-        <w:rPr/>
-        <w:t>education began in 1953 as a Physical Education teacher at Crawford Elementary in Aurora.</w:t>
-      </w:r>
-      <w:r>
-        <w:rPr/>
-        <w:t xml:space="preserve"> </w:t>
-      </w:r>
-      <w:r>
-        <w:rPr/>
-        <w:t>He then on to Aurora Junior High School in 1957, where he coached football. Lee was at</w:t>
-      </w:r>
-      <w:r>
-        <w:rPr/>
-        <w:t xml:space="preserve"> </w:t>
-      </w:r>
-      <w:r>
-        <w:rPr/>
-        <w:t>Aurora High School in 1961, where he coached golf and eventually became the Athletic</w:t>
-      </w:r>
-      <w:r>
-        <w:rPr/>
-        <w:t xml:space="preserve"> </w:t>
-      </w:r>
-      <w:r>
-        <w:rPr/>
-        <w:t>Director. He also found time to coach Legion baseball in the summers.</w:t>
-      </w:r>
-      <w:r>
-        <w:rPr/>
-        <w:t xml:space="preserve"> </w:t>
-      </w:r>
-      <w:r>
-        <w:rPr/>
-        <w:t>Lee was a distinguished football and basketball official and was hired by CHSAA in 1975 as</w:t>
-      </w:r>
-      <w:r>
-        <w:rPr/>
-        <w:t xml:space="preserve"> </w:t>
-      </w:r>
-      <w:r>
-        <w:rPr/>
-        <w:t>an umpire observer/evaluator for post-season assignments in baseball, football and</w:t>
-      </w:r>
-      <w:r>
-        <w:rPr/>
-        <w:t xml:space="preserve"> </w:t>
-      </w:r>
-      <w:r>
-        <w:rPr/>
-        <w:t>basketball.</w:t>
-      </w:r>
-      <w:r>
-        <w:rPr/>
-        <w:t xml:space="preserve"> </w:t>
-      </w:r>
-      <w:r>
-        <w:rPr/>
-        <w:t>Lee was an accomplished athlete and was signed by the Pittsburgh Pirates in 1955 as a third</w:t>
-      </w:r>
-      <w:r>
-        <w:rPr/>
-        <w:t xml:space="preserve"> </w:t>
-      </w:r>
-      <w:r>
-        <w:rPr/>
-        <w:t>baseman. As an avid golfer, he claims to have 10 holes-in-one, but none have been captured</w:t>
-      </w:r>
-      <w:r>
-        <w:rPr/>
-        <w:t xml:space="preserve"> </w:t>
-      </w:r>
-      <w:r>
-        <w:rPr/>
-        <w:t>on video.</w:t>
-      </w:r>
-      <w:r>
-        <w:rPr/>
-        <w:t xml:space="preserve"> </w:t>
-      </w:r>
-      <w:r>
-        <w:rPr/>
-        <w:t>Lee was previously inducted into the Aurora Central Hall of Fame and is a highly respected</w:t>
-      </w:r>
-      <w:r>
-        <w:rPr/>
-        <w:t xml:space="preserve"> </w:t>
-      </w:r>
-      <w:r>
-        <w:rPr/>
-        <w:t>supporter of high school athletics and sports officials of all sports.</w:t>
-      </w:r>
-      <w:r>
-        <w:rPr/>
-        <w:t xml:space="preserve"> </w:t>
-      </w:r>
-      <w:r>
-        <w:rPr/>
-        <w:t>He is a respected leader known for his background, knowledge of officiating and his</w:t>
-      </w:r>
-      <w:r>
-        <w:rPr/>
-        <w:t xml:space="preserve"> </w:t>
-      </w:r>
-      <w:r>
-        <w:rPr/>
-        <w:t>engaging spirit.</w:t>
-      </w:r>
-    </w:p>
-    <w:p>
-      <w:pPr>
-        <w:pStyle w:val="BodyText"/>
-      </w:pPr>
-    </w:p>
-    <w:p>
-      <w:pPr>
-        <w:pStyle w:val="BodyText"/>
-      </w:pPr>
-    </w:p>
-    <w:p>
-      <w:pPr>
-        <w:pStyle w:val="Heading2"/>
-        <w:spacing w:before="261" w:beforeAutospacing="off" w:after="261" w:afterAutospacing="off" w:line="300" w:lineRule="auto"/>
-      </w:pPr>
-      <w:r>
-        <w:rPr>
-          <w:rFonts w:ascii="Segoe UI" w:hAnsi="Segoe UI" w:eastAsia="Segoe UI" w:cs="Segoe UI"/>
-          <w:b w:val="1"/>
-          <w:bCs w:val="1"/>
-          <w:i w:val="0"/>
-          <w:iCs w:val="0"/>
-          <w:noProof w:val="0"/>
-          <w:sz w:val="31"/>
-          <w:szCs w:val="31"/>
-          <w:lang w:val="en-US"/>
-        </w:rPr>
-        <w:t>Revised Biography: Lee Rosa</w:t>
-      </w:r>
-    </w:p>
-    <w:p>
+    <w:p ns2:paraId="75BAE44F" ns2:textId="503A1BBE">
       <w:pPr>
         <w:spacing w:before="210" w:beforeAutospacing="off" w:after="210" w:afterAutospacing="off" w:line="300" w:lineRule="auto"/>
       </w:pPr>
@@ -264,7 +105,7 @@
         <w:t>, leaving an extraordinary legacy of service.</w:t>
       </w:r>
     </w:p>
-    <w:p>
+    <w:p ns2:paraId="73E5006C" ns2:textId="28512C0A">
       <w:pPr>
         <w:spacing w:before="210" w:beforeAutospacing="off" w:after="210" w:afterAutospacing="off" w:line="300" w:lineRule="auto"/>
         <w:rPr>
@@ -307,7 +148,7 @@
         </w:rPr>
         <w:t xml:space="preserve"> </w:t>
       </w:r>
-      <w:hyperlink r:id="R680d7d66cbc84573">
+      <w:hyperlink ns3:id="R680d7d66cbc84573">
         <w:r>
           <w:rPr>
             <w:rStyle w:val="Hyperlink"/>
@@ -577,7 +418,7 @@
         <w:t>.</w:t>
       </w:r>
     </w:p>
-    <w:p>
+    <w:p ns2:paraId="14A24960" ns2:textId="09530054">
       <w:pPr>
         <w:spacing w:before="210" w:beforeAutospacing="off" w:after="210" w:afterAutospacing="off" w:line="300" w:lineRule="auto"/>
       </w:pPr>
@@ -665,7 +506,7 @@
         </w:rPr>
         <w:t xml:space="preserve">referee. In 1975, he was hired by </w:t>
       </w:r>
-      <w:hyperlink r:id="Rb3ae7341c7664b1c">
+      <w:hyperlink ns3:id="Rb3ae7341c7664b1c">
         <w:r>
           <w:rPr>
             <w:rStyle w:val="Hyperlink"/>
@@ -696,7 +537,7 @@
         </w:rPr>
         <w:t xml:space="preserve"> as an umpire observer and evaluator for postseason assignments in baseball, football, and basketball. His athletic talent extended beyond officiating—he was signed by the </w:t>
       </w:r>
-      <w:hyperlink r:id="Rdf420e1104084604">
+      <w:hyperlink ns3:id="Rdf420e1104084604">
         <w:r>
           <w:rPr>
             <w:rStyle w:val="Hyperlink"/>
@@ -728,7 +569,7 @@
         <w:t xml:space="preserve"> in 1955 as a third baseman.</w:t>
       </w:r>
     </w:p>
-    <w:p>
+    <w:p ns2:paraId="044DD1CE" ns2:textId="0E7B75FF">
       <w:pPr>
         <w:spacing w:before="210" w:beforeAutospacing="off" w:after="210" w:afterAutospacing="off" w:line="300" w:lineRule="auto"/>
         <w:rPr>
@@ -785,7 +626,7 @@
         </w:rPr>
         <w:t xml:space="preserve">, though none were caught on camera. He was previously inducted into the </w:t>
       </w:r>
-      <w:hyperlink r:id="R20a9e873c878408b">
+      <w:hyperlink ns3:id="R20a9e873c878408b">
         <w:r>
           <w:rPr>
             <w:rStyle w:val="Hyperlink"/>
@@ -845,7 +686,7 @@
         <w:t xml:space="preserve"> a highly respected supporter of high school athletics and sports officials across all sports. His deep background, extensive officiating knowledge, and warm, engaging spirit have made him a beloved leader throughout the Aurora community.</w:t>
       </w:r>
     </w:p>
-    <w:p>
+    <w:p ns2:paraId="63220D92" ns2:textId="3ABC58EC">
       <w:pPr>
         <w:pStyle w:val="BodyText"/>
       </w:pPr>
